--- a/docs/ho-so/EIDE-APD-08_Chinh_sach_tu_chu.docx
+++ b/docs/ho-so/EIDE-APD-08_Chinh_sach_tu_chu.docx
@@ -3195,7 +3195,7 @@
           <w:sz w:val="26"/>
           <w:szCs w:val="26"/>
         </w:rPr>
-        <w:t xml:space="preserve"> (điều kiện ASK cụ thể của năng lực, là đầu vào cho hàm quyết định). Thống kê: R0 140, R1 70, R2 20, R3 6, R4 2; T1 205, T1* 15, T2 15, T3 3. Hai năng lực R4 (target.erase_fuse, registry.publish công khai) và ba năng lực T3 (policy.emergency_stop, target.erase_fuse, kg.resolve_conflict khi người chọn) là ranh giới cứng của tự động hóa.</w:t>
+        <w:t xml:space="preserve"> (điều kiện ASK cụ thể của năng lực, là đầu vào cho hàm quyết định). Thống kê: R0 140, R1 70, R2 20, R3 6, R4 2; T1 206, T1* 15, T2 14, T3 3. Hai năng lực R4 (target.erase_fuse, registry.publish công khai) và ba năng lực T3 (policy.emergency_stop, target.erase_fuse, kg.resolve_conflict khi người chọn) là ranh giới cứng của tự động hóa.</w:t>
       </w:r>
     </w:p>
     <w:tbl>
